--- a/docs/werkzeugnachweis/04_Werkzeugnachweis_RHAS.docx
+++ b/docs/werkzeugnachweis/04_Werkzeugnachweis_RHAS.docx
@@ -27,7 +27,7 @@
           <w:sz w:val="22"/>
           <w:szCs w:val="22"/>
         </w:rPr>
-        <w:t xml:space="preserve">Werkzeugbeschreibung, Einstufung nach EN 50129:2018 6.3, Validierung · Version 2026-09-27-wp8 · Stand 2026-09-27 10:45 UTC</w:t>
+        <w:t xml:space="preserve">Werkzeugbeschreibung, Einstufung nach EN 50129:2018 6.3, Validierung · Version 2026-09-27-wp9 · Stand 2026-09-27 11:15 UTC</w:t>
       </w:r>
     </w:p>
     <w:tbl>
@@ -220,7 +220,7 @@
                 <w:sz w:val="18"/>
                 <w:szCs w:val="18"/>
               </w:rPr>
-              <w:t xml:space="preserve">2026-09-27-wp8 / Commit a8e4313</w:t>
+              <w:t xml:space="preserve">2026-09-27-wp9 / Commit 9140264</w:t>
             </w:r>
           </w:p>
         </w:tc>
@@ -278,7 +278,7 @@
                 <w:sz w:val="18"/>
                 <w:szCs w:val="18"/>
               </w:rPr>
-              <w:t xml:space="preserve">a09126bf5633d919b566f4d163d2740266321a885b3c5c2385b522acd3e6e1d1</w:t>
+              <w:t xml:space="preserve">b7d8cffa52c1fda45c6e21cac8b8ad14ecce875a02e18c405eb6f63ff610bf14</w:t>
             </w:r>
           </w:p>
         </w:tc>
@@ -336,7 +336,7 @@
                 <w:sz w:val="18"/>
                 <w:szCs w:val="18"/>
               </w:rPr>
-              <w:t xml:space="preserve">2026-09-27 10:45 UTC; Node v22.22.2, Python 3.12.3, Chromium (Playwright)</w:t>
+              <w:t xml:space="preserve">2026-09-27 11:15 UTC; Node v22.22.2, Python 3.12.3, Chromium (Playwright)</w:t>
             </w:r>
           </w:p>
         </w:tc>
@@ -394,7 +394,7 @@
                 <w:sz w:val="18"/>
                 <w:szCs w:val="18"/>
               </w:rPr>
-              <w:t xml:space="preserve">86 von 86 Modul- und Berichtstests bestanden; 7 von 7 Browser-Prüfungen bestanden</w:t>
+              <w:t xml:space="preserve">96 von 96 Modul- und Berichtstests bestanden; 8 von 8 Browser-Prüfungen bestanden</w:t>
             </w:r>
           </w:p>
         </w:tc>
@@ -3436,7 +3436,7 @@
         <w:spacing w:after="120"/>
       </w:pPr>
       <w:r>
-        <w:t xml:space="preserve">Validierungslauf vom 2026-09-27 10:45 UTC mit Version 2026-09-27-wp8 (Commit a8e4313). Der Lauf ist mit „python3 scripts/validate.py“ wiederholbar; die Rohdaten liegen unter docs/validation.</w:t>
+        <w:t xml:space="preserve">Validierungslauf vom 2026-09-27 11:15 UTC mit Version 2026-09-27-wp9 (Commit 9140264). Der Lauf ist mit „python3 scripts/validate.py“ wiederholbar; die Rohdaten liegen unter docs/validation.</w:t>
       </w:r>
     </w:p>
     <w:p>
@@ -4209,6 +4209,148 @@
                 <w:sz w:val="18"/>
                 <w:szCs w:val="18"/>
               </w:rPr>
+              <w:t xml:space="preserve">local-providers.test.js</w:t>
+            </w:r>
+          </w:p>
+        </w:tc>
+        <w:tc>
+          <w:tcPr>
+            <w:tcW w:type="dxa" w:w="2506"/>
+            <w:tcBorders>
+              <w:top w:val="single" w:color="BFC7D5" w:sz="4"/>
+              <w:left w:val="single" w:color="BFC7D5" w:sz="4"/>
+              <w:bottom w:val="single" w:color="BFC7D5" w:sz="4"/>
+              <w:right w:val="single" w:color="BFC7D5" w:sz="4"/>
+            </w:tcBorders>
+            <w:tcMar>
+              <w:top w:type="dxa" w:w="50"/>
+              <w:left w:type="dxa" w:w="80"/>
+              <w:bottom w:type="dxa" w:w="50"/>
+              <w:right w:type="dxa" w:w="80"/>
+            </w:tcMar>
+          </w:tcPr>
+          <w:p>
+            <w:r>
+              <w:rPr>
+                <w:b w:val="false"/>
+                <w:bCs w:val="false"/>
+                <w:sz w:val="18"/>
+                <w:szCs w:val="18"/>
+              </w:rPr>
+              <w:t xml:space="preserve">local-providers.test.js</w:t>
+            </w:r>
+          </w:p>
+        </w:tc>
+        <w:tc>
+          <w:tcPr>
+            <w:tcW w:type="dxa" w:w="1157"/>
+            <w:tcBorders>
+              <w:top w:val="single" w:color="BFC7D5" w:sz="4"/>
+              <w:left w:val="single" w:color="BFC7D5" w:sz="4"/>
+              <w:bottom w:val="single" w:color="BFC7D5" w:sz="4"/>
+              <w:right w:val="single" w:color="BFC7D5" w:sz="4"/>
+            </w:tcBorders>
+            <w:tcMar>
+              <w:top w:type="dxa" w:w="50"/>
+              <w:left w:type="dxa" w:w="80"/>
+              <w:bottom w:type="dxa" w:w="50"/>
+              <w:right w:type="dxa" w:w="80"/>
+            </w:tcMar>
+          </w:tcPr>
+          <w:p>
+            <w:r>
+              <w:rPr>
+                <w:b w:val="false"/>
+                <w:bCs w:val="false"/>
+                <w:sz w:val="18"/>
+                <w:szCs w:val="18"/>
+              </w:rPr>
+              <w:t xml:space="preserve">10</w:t>
+            </w:r>
+          </w:p>
+        </w:tc>
+        <w:tc>
+          <w:tcPr>
+            <w:tcW w:type="dxa" w:w="1349"/>
+            <w:tcBorders>
+              <w:top w:val="single" w:color="BFC7D5" w:sz="4"/>
+              <w:left w:val="single" w:color="BFC7D5" w:sz="4"/>
+              <w:bottom w:val="single" w:color="BFC7D5" w:sz="4"/>
+              <w:right w:val="single" w:color="BFC7D5" w:sz="4"/>
+            </w:tcBorders>
+            <w:tcMar>
+              <w:top w:type="dxa" w:w="50"/>
+              <w:left w:type="dxa" w:w="80"/>
+              <w:bottom w:type="dxa" w:w="50"/>
+              <w:right w:type="dxa" w:w="80"/>
+            </w:tcMar>
+          </w:tcPr>
+          <w:p>
+            <w:r>
+              <w:rPr>
+                <w:b w:val="false"/>
+                <w:bCs w:val="false"/>
+                <w:sz w:val="18"/>
+                <w:szCs w:val="18"/>
+              </w:rPr>
+              <w:t xml:space="preserve">10</w:t>
+            </w:r>
+          </w:p>
+        </w:tc>
+        <w:tc>
+          <w:tcPr>
+            <w:tcW w:type="dxa" w:w="1349"/>
+            <w:tcBorders>
+              <w:top w:val="single" w:color="BFC7D5" w:sz="4"/>
+              <w:left w:val="single" w:color="BFC7D5" w:sz="4"/>
+              <w:bottom w:val="single" w:color="BFC7D5" w:sz="4"/>
+              <w:right w:val="single" w:color="BFC7D5" w:sz="4"/>
+            </w:tcBorders>
+            <w:tcMar>
+              <w:top w:type="dxa" w:w="50"/>
+              <w:left w:type="dxa" w:w="80"/>
+              <w:bottom w:type="dxa" w:w="50"/>
+              <w:right w:type="dxa" w:w="80"/>
+            </w:tcMar>
+          </w:tcPr>
+          <w:p>
+            <w:r>
+              <w:rPr>
+                <w:b w:val="false"/>
+                <w:bCs w:val="false"/>
+                <w:sz w:val="18"/>
+                <w:szCs w:val="18"/>
+              </w:rPr>
+              <w:t xml:space="preserve">0</w:t>
+            </w:r>
+          </w:p>
+        </w:tc>
+      </w:tr>
+      <w:tr>
+        <w:tc>
+          <w:tcPr>
+            <w:tcW w:type="dxa" w:w="3277"/>
+            <w:tcBorders>
+              <w:top w:val="single" w:color="BFC7D5" w:sz="4"/>
+              <w:left w:val="single" w:color="BFC7D5" w:sz="4"/>
+              <w:bottom w:val="single" w:color="BFC7D5" w:sz="4"/>
+              <w:right w:val="single" w:color="BFC7D5" w:sz="4"/>
+            </w:tcBorders>
+            <w:tcMar>
+              <w:top w:type="dxa" w:w="50"/>
+              <w:left w:type="dxa" w:w="80"/>
+              <w:bottom w:type="dxa" w:w="50"/>
+              <w:right w:type="dxa" w:w="80"/>
+            </w:tcMar>
+          </w:tcPr>
+          <w:p>
+            <w:r>
+              <w:rPr>
+                <w:b w:val="false"/>
+                <w:bCs w:val="false"/>
+                <w:sz w:val="18"/>
+                <w:szCs w:val="18"/>
+              </w:rPr>
               <w:t xml:space="preserve">Normativer Kern (model.js)</w:t>
             </w:r>
           </w:p>
@@ -5259,7 +5401,7 @@
                 <w:sz w:val="18"/>
                 <w:szCs w:val="18"/>
               </w:rPr>
-              <w:t xml:space="preserve">86</w:t>
+              <w:t xml:space="preserve">96</w:t>
             </w:r>
           </w:p>
         </w:tc>
@@ -5287,7 +5429,7 @@
                 <w:sz w:val="18"/>
                 <w:szCs w:val="18"/>
               </w:rPr>
-              <w:t xml:space="preserve">86</w:t>
+              <w:t xml:space="preserve">96</w:t>
             </w:r>
           </w:p>
         </w:tc>
@@ -5791,6 +5933,126 @@
                 <w:szCs w:val="16"/>
               </w:rPr>
               <w:t xml:space="preserve">duplicates disabled: 7</w:t>
+            </w:r>
+          </w:p>
+          <w:p>
+            <w:r>
+              <w:rPr>
+                <w:b w:val="false"/>
+                <w:bCs w:val="false"/>
+                <w:sz w:val="16"/>
+                <w:szCs w:val="16"/>
+              </w:rPr>
+              <w:t xml:space="preserve">Seitenfehler: keine (erwarteter Verbindungsfehler zur nicht gestarteten lokalen KI ausgenommen)</w:t>
+            </w:r>
+          </w:p>
+        </w:tc>
+      </w:tr>
+      <w:tr>
+        <w:tc>
+          <w:tcPr>
+            <w:tcW w:type="dxa" w:w="2120"/>
+            <w:tcBorders>
+              <w:top w:val="single" w:color="BFC7D5" w:sz="4"/>
+              <w:left w:val="single" w:color="BFC7D5" w:sz="4"/>
+              <w:bottom w:val="single" w:color="BFC7D5" w:sz="4"/>
+              <w:right w:val="single" w:color="BFC7D5" w:sz="4"/>
+            </w:tcBorders>
+            <w:tcMar>
+              <w:top w:type="dxa" w:w="50"/>
+              <w:left w:type="dxa" w:w="80"/>
+              <w:bottom w:type="dxa" w:w="50"/>
+              <w:right w:type="dxa" w:w="80"/>
+            </w:tcMar>
+          </w:tcPr>
+          <w:p>
+            <w:r>
+              <w:rPr>
+                <w:b w:val="false"/>
+                <w:bCs w:val="false"/>
+                <w:sz w:val="16"/>
+                <w:szCs w:val="16"/>
+              </w:rPr>
+              <w:t xml:space="preserve">smoke_local.py</w:t>
+            </w:r>
+          </w:p>
+        </w:tc>
+        <w:tc>
+          <w:tcPr>
+            <w:tcW w:type="dxa" w:w="1349"/>
+            <w:tcBorders>
+              <w:top w:val="single" w:color="BFC7D5" w:sz="4"/>
+              <w:left w:val="single" w:color="BFC7D5" w:sz="4"/>
+              <w:bottom w:val="single" w:color="BFC7D5" w:sz="4"/>
+              <w:right w:val="single" w:color="BFC7D5" w:sz="4"/>
+            </w:tcBorders>
+            <w:shd w:fill="E6F3EA" w:color="auto" w:val="clear"/>
+            <w:tcMar>
+              <w:top w:type="dxa" w:w="50"/>
+              <w:left w:type="dxa" w:w="80"/>
+              <w:bottom w:type="dxa" w:w="50"/>
+              <w:right w:type="dxa" w:w="80"/>
+            </w:tcMar>
+          </w:tcPr>
+          <w:p>
+            <w:r>
+              <w:rPr>
+                <w:b w:val="false"/>
+                <w:bCs w:val="false"/>
+                <w:sz w:val="16"/>
+                <w:szCs w:val="16"/>
+              </w:rPr>
+              <w:t xml:space="preserve">bestanden</w:t>
+            </w:r>
+          </w:p>
+        </w:tc>
+        <w:tc>
+          <w:tcPr>
+            <w:tcW w:type="dxa" w:w="6169"/>
+            <w:tcBorders>
+              <w:top w:val="single" w:color="BFC7D5" w:sz="4"/>
+              <w:left w:val="single" w:color="BFC7D5" w:sz="4"/>
+              <w:bottom w:val="single" w:color="BFC7D5" w:sz="4"/>
+              <w:right w:val="single" w:color="BFC7D5" w:sz="4"/>
+            </w:tcBorders>
+            <w:tcMar>
+              <w:top w:type="dxa" w:w="50"/>
+              <w:left w:type="dxa" w:w="80"/>
+              <w:bottom w:type="dxa" w:w="50"/>
+              <w:right w:type="dxa" w:w="80"/>
+            </w:tcMar>
+          </w:tcPr>
+          <w:p>
+            <w:r>
+              <w:rPr>
+                <w:b w:val="false"/>
+                <w:bCs w:val="false"/>
+                <w:sz w:val="16"/>
+                <w:szCs w:val="16"/>
+              </w:rPr>
+              <w:t xml:space="preserve">confidential + openai-compat http://127.0.0.1:1234: allowed=True</w:t>
+            </w:r>
+          </w:p>
+          <w:p>
+            <w:r>
+              <w:rPr>
+                <w:b w:val="false"/>
+                <w:bCs w:val="false"/>
+                <w:sz w:val="16"/>
+                <w:szCs w:val="16"/>
+              </w:rPr>
+              <w:t xml:space="preserve">confidential + openai-compat https://api.example.com: allowed=False</w:t>
+            </w:r>
+          </w:p>
+          <w:p>
+            <w:r>
+              <w:rPr>
+                <w:b w:val="false"/>
+                <w:bCs w:val="false"/>
+                <w:sz w:val="16"/>
+                <w:szCs w:val="16"/>
+              </w:rPr>
+              <w:t xml:space="preserve">confidential + mistral-api : allowed=False</w:t>
             </w:r>
           </w:p>
           <w:p>
@@ -8563,6 +8825,684 @@
         <w:pStyle w:val="Heading2"/>
       </w:pPr>
       <w:r>
+        <w:t xml:space="preserve">local-providers.test.js (local-providers.test.js)</w:t>
+      </w:r>
+    </w:p>
+    <w:tbl>
+      <w:tblPr>
+        <w:tblW w:type="dxa" w:w="9638"/>
+        <w:tblBorders>
+          <w:top w:val="single" w:color="auto" w:sz="4"/>
+          <w:left w:val="single" w:color="auto" w:sz="4"/>
+          <w:bottom w:val="single" w:color="auto" w:sz="4"/>
+          <w:right w:val="single" w:color="auto" w:sz="4"/>
+          <w:insideH w:val="single" w:color="auto" w:sz="4"/>
+          <w:insideV w:val="single" w:color="auto" w:sz="4"/>
+        </w:tblBorders>
+      </w:tblPr>
+      <w:tblGrid>
+        <w:gridCol w:w="7903"/>
+        <w:gridCol w:w="1735"/>
+      </w:tblGrid>
+      <w:tr>
+        <w:trPr>
+          <w:tblHeader/>
+        </w:trPr>
+        <w:tc>
+          <w:tcPr>
+            <w:tcW w:type="dxa" w:w="7903"/>
+            <w:tcBorders>
+              <w:top w:val="single" w:color="BFC7D5" w:sz="4"/>
+              <w:left w:val="single" w:color="BFC7D5" w:sz="4"/>
+              <w:bottom w:val="single" w:color="BFC7D5" w:sz="4"/>
+              <w:right w:val="single" w:color="BFC7D5" w:sz="4"/>
+            </w:tcBorders>
+            <w:shd w:fill="DCE3EE" w:color="auto" w:val="clear"/>
+            <w:tcMar>
+              <w:top w:type="dxa" w:w="50"/>
+              <w:left w:type="dxa" w:w="80"/>
+              <w:bottom w:type="dxa" w:w="50"/>
+              <w:right w:type="dxa" w:w="80"/>
+            </w:tcMar>
+          </w:tcPr>
+          <w:p>
+            <w:r>
+              <w:rPr>
+                <w:b/>
+                <w:bCs/>
+                <w:sz w:val="16"/>
+                <w:szCs w:val="16"/>
+              </w:rPr>
+              <w:t xml:space="preserve">Testfall</w:t>
+            </w:r>
+          </w:p>
+        </w:tc>
+        <w:tc>
+          <w:tcPr>
+            <w:tcW w:type="dxa" w:w="1735"/>
+            <w:tcBorders>
+              <w:top w:val="single" w:color="BFC7D5" w:sz="4"/>
+              <w:left w:val="single" w:color="BFC7D5" w:sz="4"/>
+              <w:bottom w:val="single" w:color="BFC7D5" w:sz="4"/>
+              <w:right w:val="single" w:color="BFC7D5" w:sz="4"/>
+            </w:tcBorders>
+            <w:shd w:fill="DCE3EE" w:color="auto" w:val="clear"/>
+            <w:tcMar>
+              <w:top w:type="dxa" w:w="50"/>
+              <w:left w:type="dxa" w:w="80"/>
+              <w:bottom w:type="dxa" w:w="50"/>
+              <w:right w:type="dxa" w:w="80"/>
+            </w:tcMar>
+          </w:tcPr>
+          <w:p>
+            <w:r>
+              <w:rPr>
+                <w:b/>
+                <w:bCs/>
+                <w:sz w:val="16"/>
+                <w:szCs w:val="16"/>
+              </w:rPr>
+              <w:t xml:space="preserve">Ergebnis</w:t>
+            </w:r>
+          </w:p>
+        </w:tc>
+      </w:tr>
+      <w:tr>
+        <w:tc>
+          <w:tcPr>
+            <w:tcW w:type="dxa" w:w="7903"/>
+            <w:tcBorders>
+              <w:top w:val="single" w:color="BFC7D5" w:sz="4"/>
+              <w:left w:val="single" w:color="BFC7D5" w:sz="4"/>
+              <w:bottom w:val="single" w:color="BFC7D5" w:sz="4"/>
+              <w:right w:val="single" w:color="BFC7D5" w:sz="4"/>
+            </w:tcBorders>
+            <w:tcMar>
+              <w:top w:type="dxa" w:w="50"/>
+              <w:left w:type="dxa" w:w="80"/>
+              <w:bottom w:type="dxa" w:w="50"/>
+              <w:right w:type="dxa" w:w="80"/>
+            </w:tcMar>
+          </w:tcPr>
+          <w:p>
+            <w:r>
+              <w:rPr>
+                <w:b w:val="false"/>
+                <w:bCs w:val="false"/>
+                <w:sz w:val="16"/>
+                <w:szCs w:val="16"/>
+              </w:rPr>
+              <w:t xml:space="preserve">Ollama: num_ctx, keep_alive, think are sent; answer in content is returned</w:t>
+            </w:r>
+          </w:p>
+        </w:tc>
+        <w:tc>
+          <w:tcPr>
+            <w:tcW w:type="dxa" w:w="1735"/>
+            <w:tcBorders>
+              <w:top w:val="single" w:color="BFC7D5" w:sz="4"/>
+              <w:left w:val="single" w:color="BFC7D5" w:sz="4"/>
+              <w:bottom w:val="single" w:color="BFC7D5" w:sz="4"/>
+              <w:right w:val="single" w:color="BFC7D5" w:sz="4"/>
+            </w:tcBorders>
+            <w:shd w:fill="E6F3EA" w:color="auto" w:val="clear"/>
+            <w:tcMar>
+              <w:top w:type="dxa" w:w="50"/>
+              <w:left w:type="dxa" w:w="80"/>
+              <w:bottom w:type="dxa" w:w="50"/>
+              <w:right w:type="dxa" w:w="80"/>
+            </w:tcMar>
+          </w:tcPr>
+          <w:p>
+            <w:r>
+              <w:rPr>
+                <w:b w:val="false"/>
+                <w:bCs w:val="false"/>
+                <w:sz w:val="16"/>
+                <w:szCs w:val="16"/>
+              </w:rPr>
+              <w:t xml:space="preserve">bestanden</w:t>
+            </w:r>
+          </w:p>
+        </w:tc>
+      </w:tr>
+      <w:tr>
+        <w:tc>
+          <w:tcPr>
+            <w:tcW w:type="dxa" w:w="7903"/>
+            <w:tcBorders>
+              <w:top w:val="single" w:color="BFC7D5" w:sz="4"/>
+              <w:left w:val="single" w:color="BFC7D5" w:sz="4"/>
+              <w:bottom w:val="single" w:color="BFC7D5" w:sz="4"/>
+              <w:right w:val="single" w:color="BFC7D5" w:sz="4"/>
+            </w:tcBorders>
+            <w:tcMar>
+              <w:top w:type="dxa" w:w="50"/>
+              <w:left w:type="dxa" w:w="80"/>
+              <w:bottom w:type="dxa" w:w="50"/>
+              <w:right w:type="dxa" w:w="80"/>
+            </w:tcMar>
+          </w:tcPr>
+          <w:p>
+            <w:r>
+              <w:rPr>
+                <w:b w:val="false"/>
+                <w:bCs w:val="false"/>
+                <w:sz w:val="16"/>
+                <w:szCs w:val="16"/>
+              </w:rPr>
+              <w:t xml:space="preserve">Ollama: think &amp;quot;auto&amp;quot; leaves the model default</w:t>
+            </w:r>
+          </w:p>
+        </w:tc>
+        <w:tc>
+          <w:tcPr>
+            <w:tcW w:type="dxa" w:w="1735"/>
+            <w:tcBorders>
+              <w:top w:val="single" w:color="BFC7D5" w:sz="4"/>
+              <w:left w:val="single" w:color="BFC7D5" w:sz="4"/>
+              <w:bottom w:val="single" w:color="BFC7D5" w:sz="4"/>
+              <w:right w:val="single" w:color="BFC7D5" w:sz="4"/>
+            </w:tcBorders>
+            <w:shd w:fill="E6F3EA" w:color="auto" w:val="clear"/>
+            <w:tcMar>
+              <w:top w:type="dxa" w:w="50"/>
+              <w:left w:type="dxa" w:w="80"/>
+              <w:bottom w:type="dxa" w:w="50"/>
+              <w:right w:type="dxa" w:w="80"/>
+            </w:tcMar>
+          </w:tcPr>
+          <w:p>
+            <w:r>
+              <w:rPr>
+                <w:b w:val="false"/>
+                <w:bCs w:val="false"/>
+                <w:sz w:val="16"/>
+                <w:szCs w:val="16"/>
+              </w:rPr>
+              <w:t xml:space="preserve">bestanden</w:t>
+            </w:r>
+          </w:p>
+        </w:tc>
+      </w:tr>
+      <w:tr>
+        <w:tc>
+          <w:tcPr>
+            <w:tcW w:type="dxa" w:w="7903"/>
+            <w:tcBorders>
+              <w:top w:val="single" w:color="BFC7D5" w:sz="4"/>
+              <w:left w:val="single" w:color="BFC7D5" w:sz="4"/>
+              <w:bottom w:val="single" w:color="BFC7D5" w:sz="4"/>
+              <w:right w:val="single" w:color="BFC7D5" w:sz="4"/>
+            </w:tcBorders>
+            <w:tcMar>
+              <w:top w:type="dxa" w:w="50"/>
+              <w:left w:type="dxa" w:w="80"/>
+              <w:bottom w:type="dxa" w:w="50"/>
+              <w:right w:type="dxa" w:w="80"/>
+            </w:tcMar>
+          </w:tcPr>
+          <w:p>
+            <w:r>
+              <w:rPr>
+                <w:b w:val="false"/>
+                <w:bCs w:val="false"/>
+                <w:sz w:val="16"/>
+                <w:szCs w:val="16"/>
+              </w:rPr>
+              <w:t xml:space="preserve">Ollama: answer only in the thinking field is recovered</w:t>
+            </w:r>
+          </w:p>
+        </w:tc>
+        <w:tc>
+          <w:tcPr>
+            <w:tcW w:type="dxa" w:w="1735"/>
+            <w:tcBorders>
+              <w:top w:val="single" w:color="BFC7D5" w:sz="4"/>
+              <w:left w:val="single" w:color="BFC7D5" w:sz="4"/>
+              <w:bottom w:val="single" w:color="BFC7D5" w:sz="4"/>
+              <w:right w:val="single" w:color="BFC7D5" w:sz="4"/>
+            </w:tcBorders>
+            <w:shd w:fill="E6F3EA" w:color="auto" w:val="clear"/>
+            <w:tcMar>
+              <w:top w:type="dxa" w:w="50"/>
+              <w:left w:type="dxa" w:w="80"/>
+              <w:bottom w:type="dxa" w:w="50"/>
+              <w:right w:type="dxa" w:w="80"/>
+            </w:tcMar>
+          </w:tcPr>
+          <w:p>
+            <w:r>
+              <w:rPr>
+                <w:b w:val="false"/>
+                <w:bCs w:val="false"/>
+                <w:sz w:val="16"/>
+                <w:szCs w:val="16"/>
+              </w:rPr>
+              <w:t xml:space="preserve">bestanden</w:t>
+            </w:r>
+          </w:p>
+        </w:tc>
+      </w:tr>
+      <w:tr>
+        <w:tc>
+          <w:tcPr>
+            <w:tcW w:type="dxa" w:w="7903"/>
+            <w:tcBorders>
+              <w:top w:val="single" w:color="BFC7D5" w:sz="4"/>
+              <w:left w:val="single" w:color="BFC7D5" w:sz="4"/>
+              <w:bottom w:val="single" w:color="BFC7D5" w:sz="4"/>
+              <w:right w:val="single" w:color="BFC7D5" w:sz="4"/>
+            </w:tcBorders>
+            <w:tcMar>
+              <w:top w:type="dxa" w:w="50"/>
+              <w:left w:type="dxa" w:w="80"/>
+              <w:bottom w:type="dxa" w:w="50"/>
+              <w:right w:type="dxa" w:w="80"/>
+            </w:tcMar>
+          </w:tcPr>
+          <w:p>
+            <w:r>
+              <w:rPr>
+                <w:b w:val="false"/>
+                <w:bCs w:val="false"/>
+                <w:sz w:val="16"/>
+                <w:szCs w:val="16"/>
+              </w:rPr>
+              <w:t xml:space="preserve">Ollama: prompt longer than num_ctx is refused before sending</w:t>
+            </w:r>
+          </w:p>
+        </w:tc>
+        <w:tc>
+          <w:tcPr>
+            <w:tcW w:type="dxa" w:w="1735"/>
+            <w:tcBorders>
+              <w:top w:val="single" w:color="BFC7D5" w:sz="4"/>
+              <w:left w:val="single" w:color="BFC7D5" w:sz="4"/>
+              <w:bottom w:val="single" w:color="BFC7D5" w:sz="4"/>
+              <w:right w:val="single" w:color="BFC7D5" w:sz="4"/>
+            </w:tcBorders>
+            <w:shd w:fill="E6F3EA" w:color="auto" w:val="clear"/>
+            <w:tcMar>
+              <w:top w:type="dxa" w:w="50"/>
+              <w:left w:type="dxa" w:w="80"/>
+              <w:bottom w:type="dxa" w:w="50"/>
+              <w:right w:type="dxa" w:w="80"/>
+            </w:tcMar>
+          </w:tcPr>
+          <w:p>
+            <w:r>
+              <w:rPr>
+                <w:b w:val="false"/>
+                <w:bCs w:val="false"/>
+                <w:sz w:val="16"/>
+                <w:szCs w:val="16"/>
+              </w:rPr>
+              <w:t xml:space="preserve">bestanden</w:t>
+            </w:r>
+          </w:p>
+        </w:tc>
+      </w:tr>
+      <w:tr>
+        <w:tc>
+          <w:tcPr>
+            <w:tcW w:type="dxa" w:w="7903"/>
+            <w:tcBorders>
+              <w:top w:val="single" w:color="BFC7D5" w:sz="4"/>
+              <w:left w:val="single" w:color="BFC7D5" w:sz="4"/>
+              <w:bottom w:val="single" w:color="BFC7D5" w:sz="4"/>
+              <w:right w:val="single" w:color="BFC7D5" w:sz="4"/>
+            </w:tcBorders>
+            <w:tcMar>
+              <w:top w:type="dxa" w:w="50"/>
+              <w:left w:type="dxa" w:w="80"/>
+              <w:bottom w:type="dxa" w:w="50"/>
+              <w:right w:type="dxa" w:w="80"/>
+            </w:tcMar>
+          </w:tcPr>
+          <w:p>
+            <w:r>
+              <w:rPr>
+                <w:b w:val="false"/>
+                <w:bCs w:val="false"/>
+                <w:sz w:val="16"/>
+                <w:szCs w:val="16"/>
+              </w:rPr>
+              <w:t xml:space="preserve">Ollama: silent truncation is detected from prompt_eval_count</w:t>
+            </w:r>
+          </w:p>
+        </w:tc>
+        <w:tc>
+          <w:tcPr>
+            <w:tcW w:type="dxa" w:w="1735"/>
+            <w:tcBorders>
+              <w:top w:val="single" w:color="BFC7D5" w:sz="4"/>
+              <w:left w:val="single" w:color="BFC7D5" w:sz="4"/>
+              <w:bottom w:val="single" w:color="BFC7D5" w:sz="4"/>
+              <w:right w:val="single" w:color="BFC7D5" w:sz="4"/>
+            </w:tcBorders>
+            <w:shd w:fill="E6F3EA" w:color="auto" w:val="clear"/>
+            <w:tcMar>
+              <w:top w:type="dxa" w:w="50"/>
+              <w:left w:type="dxa" w:w="80"/>
+              <w:bottom w:type="dxa" w:w="50"/>
+              <w:right w:type="dxa" w:w="80"/>
+            </w:tcMar>
+          </w:tcPr>
+          <w:p>
+            <w:r>
+              <w:rPr>
+                <w:b w:val="false"/>
+                <w:bCs w:val="false"/>
+                <w:sz w:val="16"/>
+                <w:szCs w:val="16"/>
+              </w:rPr>
+              <w:t xml:space="preserve">bestanden</w:t>
+            </w:r>
+          </w:p>
+        </w:tc>
+      </w:tr>
+      <w:tr>
+        <w:tc>
+          <w:tcPr>
+            <w:tcW w:type="dxa" w:w="7903"/>
+            <w:tcBorders>
+              <w:top w:val="single" w:color="BFC7D5" w:sz="4"/>
+              <w:left w:val="single" w:color="BFC7D5" w:sz="4"/>
+              <w:bottom w:val="single" w:color="BFC7D5" w:sz="4"/>
+              <w:right w:val="single" w:color="BFC7D5" w:sz="4"/>
+            </w:tcBorders>
+            <w:tcMar>
+              <w:top w:type="dxa" w:w="50"/>
+              <w:left w:type="dxa" w:w="80"/>
+              <w:bottom w:type="dxa" w:w="50"/>
+              <w:right w:type="dxa" w:w="80"/>
+            </w:tcMar>
+          </w:tcPr>
+          <w:p>
+            <w:r>
+              <w:rPr>
+                <w:b w:val="false"/>
+                <w:bCs w:val="false"/>
+                <w:sz w:val="16"/>
+                <w:szCs w:val="16"/>
+              </w:rPr>
+              <w:t xml:space="preserve">Ollama preflight reports context length, capabilities and warnings</w:t>
+            </w:r>
+          </w:p>
+        </w:tc>
+        <w:tc>
+          <w:tcPr>
+            <w:tcW w:type="dxa" w:w="1735"/>
+            <w:tcBorders>
+              <w:top w:val="single" w:color="BFC7D5" w:sz="4"/>
+              <w:left w:val="single" w:color="BFC7D5" w:sz="4"/>
+              <w:bottom w:val="single" w:color="BFC7D5" w:sz="4"/>
+              <w:right w:val="single" w:color="BFC7D5" w:sz="4"/>
+            </w:tcBorders>
+            <w:shd w:fill="E6F3EA" w:color="auto" w:val="clear"/>
+            <w:tcMar>
+              <w:top w:type="dxa" w:w="50"/>
+              <w:left w:type="dxa" w:w="80"/>
+              <w:bottom w:type="dxa" w:w="50"/>
+              <w:right w:type="dxa" w:w="80"/>
+            </w:tcMar>
+          </w:tcPr>
+          <w:p>
+            <w:r>
+              <w:rPr>
+                <w:b w:val="false"/>
+                <w:bCs w:val="false"/>
+                <w:sz w:val="16"/>
+                <w:szCs w:val="16"/>
+              </w:rPr>
+              <w:t xml:space="preserve">bestanden</w:t>
+            </w:r>
+          </w:p>
+        </w:tc>
+      </w:tr>
+      <w:tr>
+        <w:tc>
+          <w:tcPr>
+            <w:tcW w:type="dxa" w:w="7903"/>
+            <w:tcBorders>
+              <w:top w:val="single" w:color="BFC7D5" w:sz="4"/>
+              <w:left w:val="single" w:color="BFC7D5" w:sz="4"/>
+              <w:bottom w:val="single" w:color="BFC7D5" w:sz="4"/>
+              <w:right w:val="single" w:color="BFC7D5" w:sz="4"/>
+            </w:tcBorders>
+            <w:tcMar>
+              <w:top w:type="dxa" w:w="50"/>
+              <w:left w:type="dxa" w:w="80"/>
+              <w:bottom w:type="dxa" w:w="50"/>
+              <w:right w:type="dxa" w:w="80"/>
+            </w:tcMar>
+          </w:tcPr>
+          <w:p>
+            <w:r>
+              <w:rPr>
+                <w:b w:val="false"/>
+                <w:bCs w:val="false"/>
+                <w:sz w:val="16"/>
+                <w:szCs w:val="16"/>
+              </w:rPr>
+              <w:t xml:space="preserve">OpenAI-compatible server: SSE streaming, json_schema with fallback to json_object</w:t>
+            </w:r>
+          </w:p>
+        </w:tc>
+        <w:tc>
+          <w:tcPr>
+            <w:tcW w:type="dxa" w:w="1735"/>
+            <w:tcBorders>
+              <w:top w:val="single" w:color="BFC7D5" w:sz="4"/>
+              <w:left w:val="single" w:color="BFC7D5" w:sz="4"/>
+              <w:bottom w:val="single" w:color="BFC7D5" w:sz="4"/>
+              <w:right w:val="single" w:color="BFC7D5" w:sz="4"/>
+            </w:tcBorders>
+            <w:shd w:fill="E6F3EA" w:color="auto" w:val="clear"/>
+            <w:tcMar>
+              <w:top w:type="dxa" w:w="50"/>
+              <w:left w:type="dxa" w:w="80"/>
+              <w:bottom w:type="dxa" w:w="50"/>
+              <w:right w:type="dxa" w:w="80"/>
+            </w:tcMar>
+          </w:tcPr>
+          <w:p>
+            <w:r>
+              <w:rPr>
+                <w:b w:val="false"/>
+                <w:bCs w:val="false"/>
+                <w:sz w:val="16"/>
+                <w:szCs w:val="16"/>
+              </w:rPr>
+              <w:t xml:space="preserve">bestanden</w:t>
+            </w:r>
+          </w:p>
+        </w:tc>
+      </w:tr>
+      <w:tr>
+        <w:tc>
+          <w:tcPr>
+            <w:tcW w:type="dxa" w:w="7903"/>
+            <w:tcBorders>
+              <w:top w:val="single" w:color="BFC7D5" w:sz="4"/>
+              <w:left w:val="single" w:color="BFC7D5" w:sz="4"/>
+              <w:bottom w:val="single" w:color="BFC7D5" w:sz="4"/>
+              <w:right w:val="single" w:color="BFC7D5" w:sz="4"/>
+            </w:tcBorders>
+            <w:tcMar>
+              <w:top w:type="dxa" w:w="50"/>
+              <w:left w:type="dxa" w:w="80"/>
+              <w:bottom w:type="dxa" w:w="50"/>
+              <w:right w:type="dxa" w:w="80"/>
+            </w:tcMar>
+          </w:tcPr>
+          <w:p>
+            <w:r>
+              <w:rPr>
+                <w:b w:val="false"/>
+                <w:bCs w:val="false"/>
+                <w:sz w:val="16"/>
+                <w:szCs w:val="16"/>
+              </w:rPr>
+              <w:t xml:space="preserve">pipeline dispatches to the OpenAI-compatible provider</w:t>
+            </w:r>
+          </w:p>
+        </w:tc>
+        <w:tc>
+          <w:tcPr>
+            <w:tcW w:type="dxa" w:w="1735"/>
+            <w:tcBorders>
+              <w:top w:val="single" w:color="BFC7D5" w:sz="4"/>
+              <w:left w:val="single" w:color="BFC7D5" w:sz="4"/>
+              <w:bottom w:val="single" w:color="BFC7D5" w:sz="4"/>
+              <w:right w:val="single" w:color="BFC7D5" w:sz="4"/>
+            </w:tcBorders>
+            <w:shd w:fill="E6F3EA" w:color="auto" w:val="clear"/>
+            <w:tcMar>
+              <w:top w:type="dxa" w:w="50"/>
+              <w:left w:type="dxa" w:w="80"/>
+              <w:bottom w:type="dxa" w:w="50"/>
+              <w:right w:type="dxa" w:w="80"/>
+            </w:tcMar>
+          </w:tcPr>
+          <w:p>
+            <w:r>
+              <w:rPr>
+                <w:b w:val="false"/>
+                <w:bCs w:val="false"/>
+                <w:sz w:val="16"/>
+                <w:szCs w:val="16"/>
+              </w:rPr>
+              <w:t xml:space="preserve">bestanden</w:t>
+            </w:r>
+          </w:p>
+        </w:tc>
+      </w:tr>
+      <w:tr>
+        <w:tc>
+          <w:tcPr>
+            <w:tcW w:type="dxa" w:w="7903"/>
+            <w:tcBorders>
+              <w:top w:val="single" w:color="BFC7D5" w:sz="4"/>
+              <w:left w:val="single" w:color="BFC7D5" w:sz="4"/>
+              <w:bottom w:val="single" w:color="BFC7D5" w:sz="4"/>
+              <w:right w:val="single" w:color="BFC7D5" w:sz="4"/>
+            </w:tcBorders>
+            <w:tcMar>
+              <w:top w:type="dxa" w:w="50"/>
+              <w:left w:type="dxa" w:w="80"/>
+              <w:bottom w:type="dxa" w:w="50"/>
+              <w:right w:type="dxa" w:w="80"/>
+            </w:tcMar>
+          </w:tcPr>
+          <w:p>
+            <w:r>
+              <w:rPr>
+                <w:b w:val="false"/>
+                <w:bCs w:val="false"/>
+                <w:sz w:val="16"/>
+                <w:szCs w:val="16"/>
+              </w:rPr>
+              <w:t xml:space="preserve">confidential projects: local or private-network servers allowed, cloud or public hosts blocked</w:t>
+            </w:r>
+          </w:p>
+        </w:tc>
+        <w:tc>
+          <w:tcPr>
+            <w:tcW w:type="dxa" w:w="1735"/>
+            <w:tcBorders>
+              <w:top w:val="single" w:color="BFC7D5" w:sz="4"/>
+              <w:left w:val="single" w:color="BFC7D5" w:sz="4"/>
+              <w:bottom w:val="single" w:color="BFC7D5" w:sz="4"/>
+              <w:right w:val="single" w:color="BFC7D5" w:sz="4"/>
+            </w:tcBorders>
+            <w:shd w:fill="E6F3EA" w:color="auto" w:val="clear"/>
+            <w:tcMar>
+              <w:top w:type="dxa" w:w="50"/>
+              <w:left w:type="dxa" w:w="80"/>
+              <w:bottom w:type="dxa" w:w="50"/>
+              <w:right w:type="dxa" w:w="80"/>
+            </w:tcMar>
+          </w:tcPr>
+          <w:p>
+            <w:r>
+              <w:rPr>
+                <w:b w:val="false"/>
+                <w:bCs w:val="false"/>
+                <w:sz w:val="16"/>
+                <w:szCs w:val="16"/>
+              </w:rPr>
+              <w:t xml:space="preserve">bestanden</w:t>
+            </w:r>
+          </w:p>
+        </w:tc>
+      </w:tr>
+      <w:tr>
+        <w:tc>
+          <w:tcPr>
+            <w:tcW w:type="dxa" w:w="7903"/>
+            <w:tcBorders>
+              <w:top w:val="single" w:color="BFC7D5" w:sz="4"/>
+              <w:left w:val="single" w:color="BFC7D5" w:sz="4"/>
+              <w:bottom w:val="single" w:color="BFC7D5" w:sz="4"/>
+              <w:right w:val="single" w:color="BFC7D5" w:sz="4"/>
+            </w:tcBorders>
+            <w:tcMar>
+              <w:top w:type="dxa" w:w="50"/>
+              <w:left w:type="dxa" w:w="80"/>
+              <w:bottom w:type="dxa" w:w="50"/>
+              <w:right w:type="dxa" w:w="80"/>
+            </w:tcMar>
+          </w:tcPr>
+          <w:p>
+            <w:r>
+              <w:rPr>
+                <w:b w:val="false"/>
+                <w:bCs w:val="false"/>
+                <w:sz w:val="16"/>
+                <w:szCs w:val="16"/>
+              </w:rPr>
+              <w:t xml:space="preserve">guideword split plans two function passes per function</w:t>
+            </w:r>
+          </w:p>
+        </w:tc>
+        <w:tc>
+          <w:tcPr>
+            <w:tcW w:type="dxa" w:w="1735"/>
+            <w:tcBorders>
+              <w:top w:val="single" w:color="BFC7D5" w:sz="4"/>
+              <w:left w:val="single" w:color="BFC7D5" w:sz="4"/>
+              <w:bottom w:val="single" w:color="BFC7D5" w:sz="4"/>
+              <w:right w:val="single" w:color="BFC7D5" w:sz="4"/>
+            </w:tcBorders>
+            <w:shd w:fill="E6F3EA" w:color="auto" w:val="clear"/>
+            <w:tcMar>
+              <w:top w:type="dxa" w:w="50"/>
+              <w:left w:type="dxa" w:w="80"/>
+              <w:bottom w:type="dxa" w:w="50"/>
+              <w:right w:type="dxa" w:w="80"/>
+            </w:tcMar>
+          </w:tcPr>
+          <w:p>
+            <w:r>
+              <w:rPr>
+                <w:b w:val="false"/>
+                <w:bCs w:val="false"/>
+                <w:sz w:val="16"/>
+                <w:szCs w:val="16"/>
+              </w:rPr>
+              <w:t xml:space="preserve">bestanden</w:t>
+            </w:r>
+          </w:p>
+        </w:tc>
+      </w:tr>
+    </w:tbl>
+    <w:p>
+      <w:pPr>
+        <w:pStyle w:val="Heading2"/>
+      </w:pPr>
+      <w:r>
         <w:t xml:space="preserve">Normativer Kern (model.js) (model.test.js)</w:t>
       </w:r>
     </w:p>
@@ -17301,7 +18241,7 @@
         <w:sz w:val="16"/>
         <w:szCs w:val="16"/>
       </w:rPr>
-      <w:t xml:space="preserve">INVENSITY · Werkzeugnachweis RHAS 2026-09-27-wp8</w:t>
+      <w:t xml:space="preserve">INVENSITY · Werkzeugnachweis RHAS 2026-09-27-wp9</w:t>
     </w:r>
   </w:p>
 </w:hdr>
